--- a/data/outputs/v2/Grade11/Biology/Quizzes/SS2.1_Reproduction_in_Plants/Biology_G11_SS2.1_Reproduction_in_Plants_L2_AnswerKey.docx
+++ b/data/outputs/v2/Grade11/Biology/Quizzes/SS2.1_Reproduction_in_Plants/Biology_G11_SS2.1_Reproduction_in_Plants_L2_AnswerKey.docx
@@ -1405,7 +1405,7 @@
         </w:rPr>
         <w:t xml:space="preserve">© 2026 SeaVuria and ARES. Aligned with KICD objectives. Developed by SeaVuria; technical implementation by ARES (with AI assistance from Claude). Licensed under </w:t>
       </w:r>
-      <w:hyperlink w:history="1" r:id="rIduesjz8y4ezqmhalq4q1tf">
+      <w:hyperlink w:history="1" r:id="rIdcj69cugtx-xo1camchxsr">
         <w:r>
           <w:rPr>
             <w:rFonts w:ascii="Arial" w:cs="Arial" w:eastAsia="Arial" w:hAnsi="Arial"/>
@@ -1426,7 +1426,7 @@
         </w:rPr>
         <w:t xml:space="preserve"> (</w:t>
       </w:r>
-      <w:hyperlink w:history="1" r:id="rId2r-pksyiezmcsjo3mtqx7">
+      <w:hyperlink w:history="1" r:id="rIdg5nrcfilkfbnu0tel1jzk">
         <w:r>
           <w:rPr>
             <w:rFonts w:ascii="Arial" w:cs="Arial" w:eastAsia="Arial" w:hAnsi="Arial"/>

--- a/data/outputs/v2/Grade11/Biology/Quizzes/SS2.1_Reproduction_in_Plants/Biology_G11_SS2.1_Reproduction_in_Plants_L2_AnswerKey.docx
+++ b/data/outputs/v2/Grade11/Biology/Quizzes/SS2.1_Reproduction_in_Plants/Biology_G11_SS2.1_Reproduction_in_Plants_L2_AnswerKey.docx
@@ -1405,7 +1405,7 @@
         </w:rPr>
         <w:t xml:space="preserve">© 2026 SeaVuria and ARES. Aligned with KICD objectives. Developed by SeaVuria; technical implementation by ARES (with AI assistance from Claude). Licensed under </w:t>
       </w:r>
-      <w:hyperlink w:history="1" r:id="rIdcj69cugtx-xo1camchxsr">
+      <w:hyperlink w:history="1" r:id="rIdkswjaturbjryxlkfcy-xs">
         <w:r>
           <w:rPr>
             <w:rFonts w:ascii="Arial" w:cs="Arial" w:eastAsia="Arial" w:hAnsi="Arial"/>
@@ -1426,7 +1426,7 @@
         </w:rPr>
         <w:t xml:space="preserve"> (</w:t>
       </w:r>
-      <w:hyperlink w:history="1" r:id="rIdg5nrcfilkfbnu0tel1jzk">
+      <w:hyperlink w:history="1" r:id="rIdoykylh5v0jwjidlu5so2j">
         <w:r>
           <w:rPr>
             <w:rFonts w:ascii="Arial" w:cs="Arial" w:eastAsia="Arial" w:hAnsi="Arial"/>

--- a/data/outputs/v2/Grade11/Biology/Quizzes/SS2.1_Reproduction_in_Plants/Biology_G11_SS2.1_Reproduction_in_Plants_L2_AnswerKey.docx
+++ b/data/outputs/v2/Grade11/Biology/Quizzes/SS2.1_Reproduction_in_Plants/Biology_G11_SS2.1_Reproduction_in_Plants_L2_AnswerKey.docx
@@ -1405,7 +1405,7 @@
         </w:rPr>
         <w:t xml:space="preserve">© 2026 SeaVuria and ARES. Aligned with KICD objectives. Developed by SeaVuria; technical implementation by ARES (with AI assistance from Claude). Licensed under </w:t>
       </w:r>
-      <w:hyperlink w:history="1" r:id="rIdkswjaturbjryxlkfcy-xs">
+      <w:hyperlink w:history="1" r:id="rIdtecsll1fydd-b537xkms3">
         <w:r>
           <w:rPr>
             <w:rFonts w:ascii="Arial" w:cs="Arial" w:eastAsia="Arial" w:hAnsi="Arial"/>
@@ -1426,7 +1426,7 @@
         </w:rPr>
         <w:t xml:space="preserve"> (</w:t>
       </w:r>
-      <w:hyperlink w:history="1" r:id="rIdoykylh5v0jwjidlu5so2j">
+      <w:hyperlink w:history="1" r:id="rId-pyl0xbitld9drmxrjoji">
         <w:r>
           <w:rPr>
             <w:rFonts w:ascii="Arial" w:cs="Arial" w:eastAsia="Arial" w:hAnsi="Arial"/>
